--- a/acts-sermons/docx/48_2027-09-12_한밤중의기도와찬송_행16장16-26절.docx
+++ b/acts-sermons/docx/48_2027-09-12_한밤중의기도와찬송_행16장16-26절.docx
@@ -122,7 +122,7 @@
           <w:sz w:val="24"/>
           <w:szCs w:val="24"/>
         </w:rPr>
-        <w:t xml:space="preserve">욥기 35장 10절에는 이런 말씀이 있습니다. “나를 지으신 하나님은 어디 계시냐고 하며 밤에 노래를 주시는 이가 어디 계시냐고 말하는 자가 없구나.” 하나님은 밤에 노래를 주시는 분이라는 것입니다. 낮에 부르는 노래는 누구나 부를 수 있습니다. 일이 잘 풀리고 몸이 건강하고 가정이 평안할 때 찬송하는 것은 어렵지 않습니다. 그러나 밤에 부르는 노래는 다릅니다.</w:t>
+        <w:t xml:space="preserve">욥기 35장 10절에서 엘리후는 고난 속에서 부르짖기만 하고 정작 하나님을 찾지 않는 사람들을 탄식하며 하나님을 ‘밤에 노래를 주시는’ 분이라고 부릅니다. 하나님은 밤에 노래를 주시는 분이라는 것입니다. 낮에 부르는 노래는 누구나 부를 수 있습니다. 일이 잘 풀리고 몸이 건강하고 가정이 평안할 때 찬송하는 것은 어렵지 않습니다. 그러나 밤에 부르는 노래는 다릅니다.</w:t>
       </w:r>
     </w:p>
     <w:p>
@@ -1042,7 +1042,7 @@
           <w:sz w:val="24"/>
           <w:szCs w:val="24"/>
         </w:rPr>
-        <w:t xml:space="preserve">성경은 이렇게 기록합니다. “그 노래와 찬송이 시작될 때에 여호와께서 복병을 두어 유다를 치러 온 암몬 자손과 모압과 세일 산 주민들을 치게 하시므로 그들이 패하였으니”(대하 20:22). 유다는 칼을 들기 전에 찬송했고, 하나님께서 싸우셨습니다. 바울과 실라도 탈출을 꾀하기 전에 찬송했습니다. 그리고 하나님께서 옥문을 여셨습니다.</w:t>
+        <w:t xml:space="preserve">성경은 이렇게 기록합니다. “그 노래와 찬송이 시작될 때에 여호와께서 복병을 두어 유다를 치러 온 암몬 자손과 모압과 세일 산 사람들을 치게 하시므로 그들이 패하였으니”(대하 20:22). 유다는 칼을 들기 전에 찬송했고, 하나님께서 싸우셨습니다. 바울과 실라도 탈출을 꾀하기 전에 찬송했습니다. 그리고 하나님께서 옥문을 여셨습니다.</w:t>
       </w:r>
     </w:p>
     <w:p>

--- a/acts-sermons/docx/48_2027-09-12_한밤중의기도와찬송_행16장16-26절.docx
+++ b/acts-sermons/docx/48_2027-09-12_한밤중의기도와찬송_행16장16-26절.docx
@@ -686,33 +686,33 @@
           <w:sz w:val="24"/>
           <w:szCs w:val="24"/>
         </w:rPr>
-        <w:t xml:space="preserve">열왕기상 22장에는 선지자 미가야가 등장합니다. 북이스라엘 왕 아합이 유다 왕 여호사밧과 함께 길르앗 라못을 치러 가려 할 때, 사백 명의 선지자들이 한목소리로 승리를 예언했습니다. 그들은 왕이 듣고 싶어 하는 말을 했고, 그 대가로 왕궁의 대접을 받았습니다.</w:t>
-      </w:r>
-    </w:p>
-    <w:p>
-      <w:pPr>
-        <w:spacing w:after="160" w:line="360"/>
-      </w:pPr>
-      <w:r>
-        <w:rPr>
-          <w:rFonts w:ascii="맑은 고딕" w:cs="맑은 고딕" w:eastAsia="맑은 고딕" w:hAnsi="맑은 고딕"/>
-          <w:sz w:val="24"/>
-          <w:szCs w:val="24"/>
-        </w:rPr>
-        <w:t xml:space="preserve">그러나 미가야는 달랐습니다. 그를 데리러 간 사자가 다른 선지자들처럼 좋게 말하라고 권하자, 미가야는 “여호와께서 내게 말씀하시는 것 곧 그것을 내가 말하리라”고 대답했습니다. 그리고 그는 왕의 패배와 죽음을 예언했습니다. 그 대가는 혹독했습니다. 거짓 선지자 시드기야가 그의 뺨을 쳤고, 아합은 명령했습니다. “이 놈을 옥에 가두고 내가 평안히 돌아올 때까지 고생의 떡과 고생의 물을 먹이라”(왕상 22:27).</w:t>
-      </w:r>
-    </w:p>
-    <w:p>
-      <w:pPr>
-        <w:spacing w:after="160" w:line="360"/>
-      </w:pPr>
-      <w:r>
-        <w:rPr>
-          <w:rFonts w:ascii="맑은 고딕" w:cs="맑은 고딕" w:eastAsia="맑은 고딕" w:hAnsi="맑은 고딕"/>
-          <w:sz w:val="24"/>
-          <w:szCs w:val="24"/>
-        </w:rPr>
-        <w:t xml:space="preserve">진리를 말한 사람은 옥에 갇혔고, 거짓을 말한 사람들은 대접을 받았습니다. 그러나 결과는 미가야의 말대로 되었습니다. 아합은 그 전쟁에서 죽었습니다. 하나님의 말씀에 신실한 사람은 잠시 고난을 받을 수 있습니다. 그러나 최후의 판결은 하나님께 있습니다. 바울과 실라도 미가야처럼 진리 때문에 갇혔습니다.</w:t>
+        <w:t xml:space="preserve">마가복음 15장에는 예수님께서 십자가를 지고 골고다로 향하시던 길에 한 사람이 등장합니다. 구레네 사람 시몬입니다. 구레네는 지금의 북아프리카 리비아 지역에 있던 도시였습니다. 그는 아마도 명절을 지키러 먼 길을 왔을 것입니다. 성경은 그가 시골로부터 와서 그 길을 지나가고 있었다고 말합니다(막 15:21).</w:t>
+      </w:r>
+    </w:p>
+    <w:p>
+      <w:pPr>
+        <w:spacing w:after="160" w:line="360"/>
+      </w:pPr>
+      <w:r>
+        <w:rPr>
+          <w:rFonts w:ascii="맑은 고딕" w:cs="맑은 고딕" w:eastAsia="맑은 고딕" w:hAnsi="맑은 고딕"/>
+          <w:sz w:val="24"/>
+          <w:szCs w:val="24"/>
+        </w:rPr>
+        <w:t xml:space="preserve">그런데 로마 군인들이 그를 붙잡아 억지로 예수님의 십자가를 지게 했습니다. 시몬에게는 자기 계획이 있었을 것입니다. 명절을 준비하고, 해야 할 일을 하고, 정결한 몸으로 예배를 드리려 했을 것입니다. 그러나 사형수의 십자가를 지는 순간 그 모든 계획이 뒤틀렸습니다. 사람들의 조롱 속에서 피 묻은 나무를 지고 걸어야 했습니다. 예수님 곁에 서는 일은 손해와 수치를 감수하는 일이었습니다.</w:t>
+      </w:r>
+    </w:p>
+    <w:p>
+      <w:pPr>
+        <w:spacing w:after="160" w:line="360"/>
+      </w:pPr>
+      <w:r>
+        <w:rPr>
+          <w:rFonts w:ascii="맑은 고딕" w:cs="맑은 고딕" w:eastAsia="맑은 고딕" w:hAnsi="맑은 고딕"/>
+          <w:sz w:val="24"/>
+          <w:szCs w:val="24"/>
+        </w:rPr>
+        <w:t xml:space="preserve">그러나 이야기는 거기서 끝나지 않습니다. 마가는 시몬을 소개하면서 굳이 그가 알렉산더와 루포의 아버지라고 밝힙니다. 많은 성경 학자들은 마가복음을 읽던 교회가 그 이름들을 잘 알고 있었기 때문이라고 봅니다. 그리스도와 함께 십자가를 지는 일은 세상의 계산으로는 손해입니다. 바울과 실라도 귀신 들린 여종으로 돈을 벌던 사람들의 이익을 건드렸다가 매를 맞고 옥에 갇혔습니다. 그러나 주님 곁에서 진 십자가는 결코 헛되지 않습니다.</w:t>
       </w:r>
     </w:p>
     <w:p>
@@ -827,7 +827,7 @@
           <w:sz w:val="24"/>
           <w:szCs w:val="24"/>
         </w:rPr>
-        <w:t xml:space="preserve">그럴 때 기억하십시오. 우리가 받는 손해는 주님께서 보고 계십니다. 미가야가 옥에 갇혔지만 하나님의 말씀은 이루어졌습니다. 그러므로 손해가 두려워 진리를 포기하지 마십시오.</w:t>
+        <w:t xml:space="preserve">그럴 때 기억하십시오. 우리가 받는 손해는 주님께서 보고 계십니다. 구레네 시몬이 억지로 진 십자가도 헛되지 않았습니다. 그러므로 손해가 두려워 진리를 포기하지 마십시오.</w:t>
       </w:r>
     </w:p>
     <w:p>
@@ -1016,33 +1016,33 @@
           <w:sz w:val="24"/>
           <w:szCs w:val="24"/>
         </w:rPr>
-        <w:t xml:space="preserve">역대하 20장에서 유다 왕 여호사밧은 큰 위기를 맞았습니다. 모압과 암몬과 마온 사람들의 연합군이 쳐들어왔습니다. 여호사밧은 두려워했지만, 온 유다 백성을 모아 금식하며 기도했습니다. 그는 이렇게 고백했습니다. “우리를 치러 오는 이 큰 무리를 우리가 대적할 능력이 없고 어떻게 할 줄도 알지 못하옵고 오직 주만 바라보나이다”(대하 20:12).</w:t>
-      </w:r>
-    </w:p>
-    <w:p>
-      <w:pPr>
-        <w:spacing w:after="160" w:line="360"/>
-      </w:pPr>
-      <w:r>
-        <w:rPr>
-          <w:rFonts w:ascii="맑은 고딕" w:cs="맑은 고딕" w:eastAsia="맑은 고딕" w:hAnsi="맑은 고딕"/>
-          <w:sz w:val="24"/>
-          <w:szCs w:val="24"/>
-        </w:rPr>
-        <w:t xml:space="preserve">하나님은 선지자를 통해 이 전쟁은 너희에게 속한 것이 아니요 하나님께 속한 것이라고 말씀하셨습니다. 다음 날 여호사밧은 이상한 전쟁을 준비했습니다. 군대 앞에 노래하는 자들을 세워 거룩한 예복을 입히고 찬송하게 했습니다. 그들은 “여호와께 감사하세 그의 자비하심이 영원하도다”라고 노래했습니다.</w:t>
-      </w:r>
-    </w:p>
-    <w:p>
-      <w:pPr>
-        <w:spacing w:after="160" w:line="360"/>
-      </w:pPr>
-      <w:r>
-        <w:rPr>
-          <w:rFonts w:ascii="맑은 고딕" w:cs="맑은 고딕" w:eastAsia="맑은 고딕" w:hAnsi="맑은 고딕"/>
-          <w:sz w:val="24"/>
-          <w:szCs w:val="24"/>
-        </w:rPr>
-        <w:t xml:space="preserve">성경은 이렇게 기록합니다. “그 노래와 찬송이 시작될 때에 여호와께서 복병을 두어 유다를 치러 온 암몬 자손과 모압과 세일 산 사람들을 치게 하시므로 그들이 패하였으니”(대하 20:22). 유다는 칼을 들기 전에 찬송했고, 하나님께서 싸우셨습니다. 바울과 실라도 탈출을 꾀하기 전에 찬송했습니다. 그리고 하나님께서 옥문을 여셨습니다.</w:t>
+        <w:t xml:space="preserve">사무엘하 24장은 다윗의 생애 가운데 가장 어두운 장면 하나를 보여 줍니다. 다윗은 백성을 조사하여 그 수를 세었고, 그 일은 하나님 앞에서 죄가 되었습니다. 다윗 스스로 내가 이 일을 행함으로 큰 죄를 범하였다고 고백했습니다(삼하 24:10). 그 결과 이스라엘에 전염병이 내려 백성 칠만 명이 죽었습니다. 여호와의 사자가 예루살렘을 향해 손을 들었을 때, 다윗은 자기 때문에 백성이 죽어 가는 것을 보며 하나님 앞에 엎드렸습니다.</w:t>
+      </w:r>
+    </w:p>
+    <w:p>
+      <w:pPr>
+        <w:spacing w:after="160" w:line="360"/>
+      </w:pPr>
+      <w:r>
+        <w:rPr>
+          <w:rFonts w:ascii="맑은 고딕" w:cs="맑은 고딕" w:eastAsia="맑은 고딕" w:hAnsi="맑은 고딕"/>
+          <w:sz w:val="24"/>
+          <w:szCs w:val="24"/>
+        </w:rPr>
+        <w:t xml:space="preserve">그때 하나님은 선지자 갓을 보내 여부스 사람 아라우나의 타작마당에 제단을 쌓으라고 하셨습니다. 아라우나는 왕에게 타작마당과 번제에 쓸 소와 땔 나무를 모두 거저 드리겠다고 했습니다. 그러나 다윗은 반드시 값을 주고 사겠다고 하며, 값 없이는 하나님께 번제를 드리지 않겠다고 대답했습니다(삼하 24:24). 그는 그 자리에 제단을 쌓고 번제와 화목제를 드렸습니다.</w:t>
+      </w:r>
+    </w:p>
+    <w:p>
+      <w:pPr>
+        <w:spacing w:after="160" w:line="360"/>
+      </w:pPr>
+      <w:r>
+        <w:rPr>
+          <w:rFonts w:ascii="맑은 고딕" w:cs="맑은 고딕" w:eastAsia="맑은 고딕" w:hAnsi="맑은 고딕"/>
+          <w:sz w:val="24"/>
+          <w:szCs w:val="24"/>
+        </w:rPr>
+        <w:t xml:space="preserve">그러자 성경은 여호와께서 그 땅을 위한 기도를 들으시니 이스라엘에게 내리던 재앙이 그쳤다고 말합니다(삼하 24:25). 가장 어두운 밤에 드린 예배 위에서 하나님은 일하셨습니다. 그 타작마당은 훗날 솔로몬이 성전을 세운 자리가 되었습니다(대하 3:1). 바울과 실라도 가장 깊은 옥에서 기도하고 찬송했습니다. 사람이 할 수 있는 것이 아무것도 없는 자리에서 드린 예배 위에 하나님께서 옥문을 여셨습니다.</w:t>
       </w:r>
     </w:p>
     <w:p>
@@ -1157,7 +1157,7 @@
           <w:sz w:val="24"/>
           <w:szCs w:val="24"/>
         </w:rPr>
-        <w:t xml:space="preserve">이번 주에 가장 힘든 순간이 찾아오면, 먼저 짧게라도 기도하십시오. 그리고 찬송 한 곡을 부르십시오. 목소리가 나오지 않으면 마음으로라도 부르십시오. 잠 못 이루는 밤에는 걱정 대신 시편 한 편을 읽으십시오. 여호사밧처럼 ‘어떻게 할 줄도 알지 못하옵고 오직 주만 바라보나이다’라고 고백하십시오.</w:t>
+        <w:t xml:space="preserve">이번 주에 가장 힘든 순간이 찾아오면, 먼저 짧게라도 기도하십시오. 그리고 찬송 한 곡을 부르십시오. 목소리가 나오지 않으면 마음으로라도 부르십시오. 잠 못 이루는 밤에는 걱정 대신 시편 한 편을 읽으십시오. 아라우나의 타작마당에서 제단을 쌓은 다윗처럼, 가장 어두운 자리에서 먼저 주님께 예배하십시오.</w:t>
       </w:r>
     </w:p>
     <w:p>
